--- a/engine/adib_study/ADIB_Bibliography_09-09-2026.docx
+++ b/engine/adib_study/ADIB_Bibliography_09-09-2026.docx
@@ -3647,7 +3647,7 @@
                 <w:color w:val="1C3A36"/>
                 <w:sz w:val="13"/>
               </w:rPr>
-              <w:t>Central Bank of Egypt baseline average annual headline inflation, 16.0% in 2026 and 12.0% in 2027 (Q1-2026 Monetary Policy Report as reported 11 May 2026); 2028-2030 interpolated on the bank's own glide between the published 2027 baseline and the 7% target-band midpoint, labelled as interpolation and never presented as a central-bank forecast. Held in engine/macro_path.py, the house path every Egyptian study runs on.</w:t>
+              <w:t>Central Bank of Egypt baseline average annual headline inflation, 16.0% in 2026 and 12.0% in 2027 (Q1-2026 Monetary Policy Report as reported 11 May 2026); 2028-2030 interpolated on the bank's own glide between the published 2027 baseline and the 7% target-band midpoint, labelled as interpolation and never presented as a central-bank forecast. Held in the house macroeconomic path, the path every Egyptian study runs on.</w:t>
             </w:r>
           </w:p>
         </w:tc>
@@ -3738,7 +3738,7 @@
                 <w:color w:val="1C3A36"/>
                 <w:sz w:val="13"/>
               </w:rPr>
-              <w:t>The terminal cost of equity uses the SAME regression beta as the explicit window. ADIB-Egypt is a deposit-funded bank whose capital structure is its business, so there is no leverage to relever: the beta already embeds the balance sheet it is measured on. [R-COC-02] — the record names the construction from the closed list so that two right answers a hundred basis points apart are not indistinguishable from a typo.</w:t>
+              <w:t>The terminal cost of equity uses the SAME regression beta as the explicit window. ADIB-Egypt is a deposit-funded bank whose capital structure is its business, so there is no leverage to relever: the beta already embeds the balance sheet it is measured on. The record names the construction from a closed list so that two right answers a hundred basis points apart are not indistinguishable from a typo.</w:t>
             </w:r>
           </w:p>
         </w:tc>
@@ -3829,7 +3829,7 @@
                 <w:color w:val="1C3A36"/>
                 <w:sz w:val="13"/>
               </w:rPr>
-              <w:t>The condensed consolidated interim statements for the six months ended 30 June 2026, signed 30 July 2026. Attributable profit EGP 7,536.8 million, total assets EGP 414,302.1 million, financing to customers EGP 190,427.1 million, attributable equity EGP 43,557.9 million. This is the period [R-ANCHOR-01] anchors the forecast on.</w:t>
+              <w:t>The condensed consolidated interim statements for the six months ended 30 June 2026, signed 30 July 2026. Attributable profit EGP 7,536.8 million, total assets EGP 414,302.1 million, financing to customers EGP 190,427.1 million, attributable equity EGP 43,557.9 million. This is the period the forecast is anchored on.</w:t>
             </w:r>
           </w:p>
         </w:tc>
@@ -3920,7 +3920,7 @@
                 <w:color w:val="1C3A36"/>
                 <w:sz w:val="13"/>
               </w:rPr>
-              <w:t>The bank class is keyed to a dividend-discount PRIMARY with residual income, a relative multiple and book value beside it. The central IS the primary. The envelope is the range of the three present-value reads and no spread is invented around it [R-LENS-03].</w:t>
+              <w:t>The bank class is keyed to a dividend-discount PRIMARY with residual income, a relative multiple and book value beside it. The central IS the primary. The envelope is the range of the three present-value reads and no spread is invented around it.</w:t>
             </w:r>
           </w:p>
         </w:tc>
@@ -4375,7 +4375,7 @@
                 <w:color w:val="1C3A36"/>
                 <w:sz w:val="13"/>
               </w:rPr>
-              <w:t>Commercial International Bank (EGX: COMI), EGP 138.98, the close on 3 September 2026 from engine/prices/SUPPLIED_03-09-2026.json — the same file, the same date and the same supplier as ADIB's own price, so the two are struck on one day.</w:t>
+              <w:t>Commercial International Bank (EGX: COMI), EGP 138.98, the close on 3 September 2026 from the committed price file — the same file, the same date and the same supplier as ADIB's own price, so the two are struck on one day.</w:t>
             </w:r>
           </w:p>
         </w:tc>
@@ -4739,7 +4739,7 @@
                 <w:color w:val="1C3A36"/>
                 <w:sz w:val="13"/>
               </w:rPr>
-              <w:t>Egypt ten-year EGP government bond yield, 23.00%, the quote of 6 August 2026 held in engine/macro_path.py and already used by the PHDC, EGCH and PHAR cost-of-capital records. IT IS 34 DAYS OLD AGAINST THIS STUDY'S PRICING DATE AND THE HOUSE PATH'S OWN 14-DAY STALENESS RULE FLAGS IT AS STALE. A live re-source was attempted on 9 September 2026 down four routes and all four failed: the central bank's treasury-bond auction pages r</w:t>
+              <w:t>Egypt ten-year EGP government bond yield, 23.00%, the quote of 6 August 2026 held in the house macroeconomic path and already used by the PHDC, EGCH and PHAR cost-of-capital records. IT IS 34 DAYS OLD AGAINST THIS STUDY'S PRICING DATE AND THE HOUSE PATH'S OWN 14-DAY STALENESS RULE FLAGS IT AS STALE. A live re-source was attempted on 9 September 2026 down four routes and all four failed: the central bank's treasury-bond auction</w:t>
             </w:r>
           </w:p>
         </w:tc>
@@ -5012,7 +5012,7 @@
                 <w:color w:val="1C3A36"/>
                 <w:sz w:val="13"/>
               </w:rPr>
-              <w:t>Egypt sovereign credit-default-swap spread, 3.42%, mid-year (July 2026) vintage of the country default-spread dataset, Egypt row, "Sovereign CDS net of Swiss CDS". Netted out of the local-currency risk-free rate so that sovereign default risk is charged ONCE, inside the equity risk premium, and not twice [L-004]. engine/macro_path.py carries 3.41% for the same field from the same file; the one-basis-point difference is a round</w:t>
+              <w:t>Egypt sovereign credit-default-swap spread, 3.42%, mid-year (July 2026) vintage of the country default-spread dataset, Egypt row, "Sovereign CDS net of Swiss CDS". Netted out of the local-currency risk-free rate so that sovereign default risk is charged ONCE, inside the equity risk premium, and not twice. The house macroeconomic path carries 3.41% for the same field from the same file; the one-basis-point difference is a round</w:t>
             </w:r>
           </w:p>
         </w:tc>
@@ -5194,7 +5194,7 @@
                 <w:color w:val="1C3A36"/>
                 <w:sz w:val="13"/>
               </w:rPr>
-              <w:t>EGP 52.05, the close on 3 September 2026, supplied by the principal and committed to engine/prices/SUPPLIED_03-09-2026.json. THIS IS THE LATEST KNOWN PRICE and it is the one [R-GAP-01] measures against. assets/data.js still carries 54.40 at the 23 August close, which is 11 days older; a study audited against its own past is audited against nothing.</w:t>
+              <w:t>EGP 52.05, the close on 3 September 2026, supplied by the principal and committed to the house price file for that date. THIS IS THE LATEST KNOWN PRICE and it is the one the gap is measured against. The published site still carries 54.40 at the 23 August close, which is 11 days older; a study audited against its own past is audited against nothing.</w:t>
             </w:r>
           </w:p>
         </w:tc>
@@ -6999,7 +6999,7 @@
                 <w:color w:val="1C3A36"/>
                 <w:sz w:val="13"/>
               </w:rPr>
-              <w:t>EGP 52.05, the close on 3 September 2026, supplied by the principal and committed to engine/prices/SUPPLIED_03-09-2026.json. THIS IS THE LATEST KNOWN PRICE and it is the one [R-GAP-01] measures against. assets/data.js still carries 54.40 at the 23 August close, which is 11 days older; a study audited against its own past is audi</w:t>
+              <w:t>EGP 52.05, the close on 3 September 2026, supplied by the principal and committed to the house price file for that date. THIS IS THE LATEST KNOWN PRICE and it is the one the gap is measured against. The published site still carries 54.40 at the 23 August close, which is 11 days older; a study audited against its own past is audi</w:t>
             </w:r>
           </w:p>
         </w:tc>
@@ -7072,7 +7072,7 @@
                 <w:color w:val="1C3A36"/>
                 <w:sz w:val="13"/>
               </w:rPr>
-              <w:t>Commercial International Bank (EGX: COMI), EGP 138.98, the close on 3 September 2026 from engine/prices/SUPPLIED_03-09-2026.json — the same file, the same date and the same supplier as ADIB's own price, so the two are struck on one day.</w:t>
+              <w:t>Commercial International Bank (EGX: COMI), EGP 138.98, the close on 3 September 2026 from the committed price file — the same file, the same date and the same supplier as ADIB's own price, so the two are struck on one day.</w:t>
             </w:r>
           </w:p>
         </w:tc>
@@ -7218,7 +7218,7 @@
                 <w:color w:val="1C3A36"/>
                 <w:sz w:val="13"/>
               </w:rPr>
-              <w:t>Egypt ten-year EGP government bond yield, 23.00%, the quote of 6 August 2026 held in engine/macro_path.py and already used by the PHDC, EGCH and PHAR cost-of-capital records. IT IS 34 DAYS OLD AGAINST THIS STUDY'S PRICING DATE AND THE HOUSE PATH'S OWN 14-DAY STALENESS RULE FLAGS IT AS STALE. A live re-source was attempted on 9 S</w:t>
+              <w:t>Egypt ten-year EGP government bond yield, 23.00%, the quote of 6 August 2026 held in the house macroeconomic path and already used by the PHDC, EGCH and PHAR cost-of-capital records. IT IS 34 DAYS OLD AGAINST THIS STUDY'S PRICING DATE AND THE HOUSE PATH'S OWN 14-DAY STALENESS RULE FLAGS IT AS STALE. A live re-source was attempte</w:t>
             </w:r>
           </w:p>
         </w:tc>
@@ -7291,7 +7291,7 @@
                 <w:color w:val="1C3A36"/>
                 <w:sz w:val="13"/>
               </w:rPr>
-              <w:t>Egypt sovereign credit-default-swap spread, 3.42%, mid-year (July 2026) vintage of the country default-spread dataset, Egypt row, "Sovereign CDS net of Swiss CDS". Netted out of the local-currency risk-free rate so that sovereign default risk is charged ONCE, inside the equity risk premium, and not twice [L-004]. engine/macro_pa</w:t>
+              <w:t>Egypt sovereign credit-default-swap spread, 3.42%, mid-year (July 2026) vintage of the country default-spread dataset, Egypt row, "Sovereign CDS net of Swiss CDS". Netted out of the local-currency risk-free rate so that sovereign default risk is charged ONCE, inside the equity risk premium, and not twice. The house macroeconomic</w:t>
             </w:r>
           </w:p>
         </w:tc>

--- a/engine/adib_study/ADIB_Bibliography_09-09-2026.docx
+++ b/engine/adib_study/ADIB_Bibliography_09-09-2026.docx
@@ -2155,7 +2155,7 @@
                 <w:color w:val="1C3A36"/>
                 <w:sz w:val="13"/>
               </w:rPr>
-              <w:t>2026-09-09</w:t>
+              <w:t>2026-09-10</w:t>
             </w:r>
           </w:p>
         </w:tc>
@@ -2246,7 +2246,7 @@
                 <w:color w:val="1C3A36"/>
                 <w:sz w:val="13"/>
               </w:rPr>
-              <w:t>2026-09-09</w:t>
+              <w:t>2026-09-10</w:t>
             </w:r>
           </w:p>
         </w:tc>
@@ -2337,7 +2337,7 @@
                 <w:color w:val="1C3A36"/>
                 <w:sz w:val="13"/>
               </w:rPr>
-              <w:t>2026-09-09</w:t>
+              <w:t>2026-09-10</w:t>
             </w:r>
           </w:p>
         </w:tc>
@@ -2701,7 +2701,7 @@
                 <w:color w:val="1C3A36"/>
                 <w:sz w:val="13"/>
               </w:rPr>
-              <w:t>2026-09-09</w:t>
+              <w:t>2026-09-10</w:t>
             </w:r>
           </w:p>
         </w:tc>
@@ -2792,7 +2792,7 @@
                 <w:color w:val="1C3A36"/>
                 <w:sz w:val="13"/>
               </w:rPr>
-              <w:t>2026-09-09</w:t>
+              <w:t>2026-09-10</w:t>
             </w:r>
           </w:p>
         </w:tc>
@@ -3156,7 +3156,7 @@
                 <w:color w:val="1C3A36"/>
                 <w:sz w:val="13"/>
               </w:rPr>
-              <w:t>2026-09-09</w:t>
+              <w:t>2026-09-10</w:t>
             </w:r>
           </w:p>
         </w:tc>
@@ -3247,7 +3247,7 @@
                 <w:color w:val="1C3A36"/>
                 <w:sz w:val="13"/>
               </w:rPr>
-              <w:t>2026-09-09</w:t>
+              <w:t>2026-09-10</w:t>
             </w:r>
           </w:p>
         </w:tc>
@@ -3338,7 +3338,7 @@
                 <w:color w:val="1C3A36"/>
                 <w:sz w:val="13"/>
               </w:rPr>
-              <w:t>2026-09-09</w:t>
+              <w:t>2026-09-10</w:t>
             </w:r>
           </w:p>
         </w:tc>
@@ -3520,7 +3520,7 @@
                 <w:color w:val="1C3A36"/>
                 <w:sz w:val="13"/>
               </w:rPr>
-              <w:t>2026-09-09</w:t>
+              <w:t>2026-09-10</w:t>
             </w:r>
           </w:p>
         </w:tc>
@@ -3702,7 +3702,7 @@
                 <w:color w:val="1C3A36"/>
                 <w:sz w:val="13"/>
               </w:rPr>
-              <w:t>2026-09-09</w:t>
+              <w:t>2026-09-10</w:t>
             </w:r>
           </w:p>
         </w:tc>
@@ -3884,7 +3884,7 @@
                 <w:color w:val="1C3A36"/>
                 <w:sz w:val="13"/>
               </w:rPr>
-              <w:t>2026-09-09</w:t>
+              <w:t>2026-09-10</w:t>
             </w:r>
           </w:p>
         </w:tc>
@@ -3975,7 +3975,7 @@
                 <w:color w:val="1C3A36"/>
                 <w:sz w:val="13"/>
               </w:rPr>
-              <w:t>2026-09-09</w:t>
+              <w:t>2026-09-10</w:t>
             </w:r>
           </w:p>
         </w:tc>
@@ -4066,7 +4066,7 @@
                 <w:color w:val="1C3A36"/>
                 <w:sz w:val="13"/>
               </w:rPr>
-              <w:t>2026-09-09</w:t>
+              <w:t>2026-09-10</w:t>
             </w:r>
           </w:p>
         </w:tc>
@@ -4157,7 +4157,7 @@
                 <w:color w:val="1C3A36"/>
                 <w:sz w:val="13"/>
               </w:rPr>
-              <w:t>2026-09-09</w:t>
+              <w:t>2026-09-10</w:t>
             </w:r>
           </w:p>
         </w:tc>
@@ -4248,7 +4248,7 @@
                 <w:color w:val="1C3A36"/>
                 <w:sz w:val="13"/>
               </w:rPr>
-              <w:t>2026-09-09</w:t>
+              <w:t>2026-09-10</w:t>
             </w:r>
           </w:p>
         </w:tc>
@@ -4430,7 +4430,7 @@
                 <w:color w:val="1C3A36"/>
                 <w:sz w:val="13"/>
               </w:rPr>
-              <w:t>2026-09-09</w:t>
+              <w:t>2026-09-10</w:t>
             </w:r>
           </w:p>
         </w:tc>
@@ -4521,7 +4521,7 @@
                 <w:color w:val="1C3A36"/>
                 <w:sz w:val="13"/>
               </w:rPr>
-              <w:t>2026-09-09</w:t>
+              <w:t>2026-09-10</w:t>
             </w:r>
           </w:p>
         </w:tc>
@@ -4776,7 +4776,7 @@
                 <w:color w:val="1C3A36"/>
                 <w:sz w:val="13"/>
               </w:rPr>
-              <w:t>0.125</w:t>
+              <w:t>0.105</w:t>
             </w:r>
           </w:p>
         </w:tc>
@@ -5249,7 +5249,7 @@
                 <w:color w:val="1C3A36"/>
                 <w:sz w:val="13"/>
               </w:rPr>
-              <w:t>2026-09-09</w:t>
+              <w:t>2026-09-10</w:t>
             </w:r>
           </w:p>
         </w:tc>
@@ -5340,7 +5340,7 @@
                 <w:color w:val="1C3A36"/>
                 <w:sz w:val="13"/>
               </w:rPr>
-              <w:t>2026-09-09</w:t>
+              <w:t>2026-09-10</w:t>
             </w:r>
           </w:p>
         </w:tc>
@@ -7401,7 +7401,7 @@
                 <w:color w:val="1C3A36"/>
                 <w:sz w:val="13"/>
               </w:rPr>
-              <w:t>0.125</w:t>
+              <w:t>0.105</w:t>
             </w:r>
           </w:p>
         </w:tc>
